--- a/ky/wisdom-stories/windmill-turning-in-still-air.docx
+++ b/ky/wisdom-stories/windmill-turning-in-still-air.docx
@@ -81,7 +81,7 @@
           <w:sz w:val="22"/>
           <w:lang w:val="ky-KG"/>
         </w:rPr>
-        <w:t xml:space="preserve">Сабак: </w:t>
+        <w:t>Сабак: Эч нерсе себепсиз болбойт. Окуянын артындагы күчтү көрбөсөк да, анын таасирин натыйжасынан түшүнө алабыз.</w:t>
       </w:r>
       <w:r>
         <w:rPr>
@@ -90,7 +90,6 @@
           <w:sz w:val="22"/>
           <w:lang w:val="ky-KG"/>
         </w:rPr>
-        <w:t>Көзгө көрүнгөн ар бир натыйжанын артында себеп бар. Аны дароо байкабасаң да, издеп, түшүнүүгө аракет кыл.</w:t>
       </w:r>
     </w:p>
     <w:p>
@@ -110,7 +109,7 @@
           <w:sz w:val="18"/>
           <w:lang w:val="ky-KG"/>
         </w:rPr>
-        <w:t>Окуя ачык интернет булактарынан алынды.</w:t>
+        <w:t>Аңгемелер ачык интернет булактарынан алынган, иллюстрациялар болсо ЖИ менен түзүлгөн.</w:t>
       </w:r>
     </w:p>
     <w:sectPr>
